--- a/ProjectReport/FinalReport.docx
+++ b/ProjectReport/FinalReport.docx
@@ -5108,7 +5108,7 @@
         <w:rPr>
           <w:rFonts w:ascii="微软雅黑" w:hAnsi="微软雅黑" w:cs="微软雅黑" w:hint="eastAsia"/>
         </w:rPr>
-        <w:t xml:space="preserve"> proposal-assets/CareerPilot-Persona-Research-Sources.md。</w:t>
+        <w:t xml:space="preserve"> Miscellaneous/proposal-assets/CareerPilot-Persona-Research-Sources.md。</w:t>
       </w:r>
     </w:p>
     <w:p>
@@ -28576,7 +28576,7 @@
         <w:rPr>
           <w:rFonts w:ascii="微软雅黑" w:hAnsi="微软雅黑" w:cs="微软雅黑" w:hint="eastAsia"/>
         </w:rPr>
-        <w:t>在仓库根目录复制</w:t>
+        <w:t>在 SystemCode/backend 目录下复制</w:t>
       </w:r>
       <w:proofErr w:type="spellEnd"/>
       <w:r>
@@ -28694,7 +28694,7 @@
         <w:rPr>
           <w:rFonts w:ascii="微软雅黑" w:hAnsi="微软雅黑" w:cs="微软雅黑" w:hint="eastAsia"/>
         </w:rPr>
-        <w:t xml:space="preserve"> .\start-backend.ps1。脚本会启动 Docker Desktop 与 </w:t>
+        <w:t xml:space="preserve"> .\SystemCode\start-backend.ps1。脚本会启动 Docker Desktop 与 </w:t>
       </w:r>
       <w:proofErr w:type="spellStart"/>
       <w:r>

--- a/ProjectReport/FinalReport.docx
+++ b/ProjectReport/FinalReport.docx
@@ -28449,14 +28449,14 @@
         <w:rPr>
           <w:rFonts w:ascii="微软雅黑" w:hAnsi="微软雅黑" w:cs="微软雅黑" w:hint="eastAsia"/>
         </w:rPr>
-        <w:t>克隆仓库后，在仓库根目录运行一次</w:t>
+        <w:t xml:space="preserve">克隆仓库：</w:t>
       </w:r>
       <w:proofErr w:type="spellEnd"/>
       <w:r>
         <w:rPr>
           <w:rFonts w:ascii="微软雅黑" w:hAnsi="微软雅黑" w:cs="微软雅黑" w:hint="eastAsia"/>
         </w:rPr>
-        <w:t xml:space="preserve"> git config </w:t>
+        <w:t xml:space="preserve">git clone https://github.com/Melody5Sun/IRS.git</w:t>
       </w:r>
       <w:proofErr w:type="spellStart"/>
       <w:proofErr w:type="gramStart"/>
@@ -28464,21 +28464,21 @@
         <w:rPr>
           <w:rFonts w:ascii="微软雅黑" w:hAnsi="微软雅黑" w:cs="微软雅黑" w:hint="eastAsia"/>
         </w:rPr>
-        <w:t>core.hooksPath</w:t>
+        <w:t xml:space="preserve"/>
       </w:r>
       <w:proofErr w:type="spellEnd"/>
       <w:r>
         <w:rPr>
           <w:rFonts w:ascii="微软雅黑" w:hAnsi="微软雅黑" w:cs="微软雅黑" w:hint="eastAsia"/>
         </w:rPr>
-        <w:t xml:space="preserve"> .</w:t>
+        <w:t xml:space="preserve"/>
       </w:r>
       <w:proofErr w:type="spellStart"/>
       <w:r>
         <w:rPr>
           <w:rFonts w:ascii="微软雅黑" w:hAnsi="微软雅黑" w:cs="微软雅黑" w:hint="eastAsia"/>
         </w:rPr>
-        <w:t>claude</w:t>
+        <w:t xml:space="preserve"/>
       </w:r>
       <w:proofErr w:type="spellEnd"/>
       <w:proofErr w:type="gramEnd"/>
@@ -28486,21 +28486,21 @@
         <w:rPr>
           <w:rFonts w:ascii="微软雅黑" w:hAnsi="微软雅黑" w:cs="微软雅黑" w:hint="eastAsia"/>
         </w:rPr>
-        <w:t>/</w:t>
+        <w:t xml:space="preserve"/>
       </w:r>
       <w:proofErr w:type="spellStart"/>
       <w:r>
         <w:rPr>
           <w:rFonts w:ascii="微软雅黑" w:hAnsi="微软雅黑" w:cs="微软雅黑" w:hint="eastAsia"/>
         </w:rPr>
-        <w:t>hooks，启用提交信息检查</w:t>
+        <w:t xml:space="preserve"/>
       </w:r>
       <w:proofErr w:type="spellEnd"/>
       <w:r>
         <w:rPr>
           <w:rFonts w:ascii="微软雅黑" w:hAnsi="微软雅黑" w:cs="微软雅黑" w:hint="eastAsia"/>
         </w:rPr>
-        <w:t>。</w:t>
+        <w:t xml:space="preserve">。</w:t>
       </w:r>
     </w:p>
     <w:p>
